--- a/Video Game Design - year/Unit 5 - Game Design Principles & UI/Daily Lesson Plans/Word/Day 8.docx
+++ b/Video Game Design - year/Unit 5 - Game Design Principles & UI/Daily Lesson Plans/Word/Day 8.docx
@@ -50,16 +50,19 @@
               </w:rPr>
               <w:t xml:space="preserve">Video Game Design — Full Year</w:t>
             </w:r>
-          </w:p>
-          <w:p>
-            <w:pPr>
-              <w:spacing w:before="40"/>
-              <w:jc w:val="center"/>
-            </w:pPr>
-            <w:r>
-              <w:rPr>
-                <w:rFonts w:ascii="Arial" w:cs="Arial" w:eastAsia="Arial" w:hAnsi="Arial"/>
-                <w:color w:val="D1C4E9"/>
+            <w:r>
+              <w:rPr>
+                <w:rFonts w:ascii="Arial" w:cs="Arial" w:eastAsia="Arial" w:hAnsi="Arial"/>
+                <w:sz w:val="16"/>
+                <w:szCs w:val="16"/>
+              </w:rPr>
+              <w:br/>
+              <w:t xml:space="preserve"/>
+            </w:r>
+            <w:r>
+              <w:rPr>
+                <w:rFonts w:ascii="Arial" w:cs="Arial" w:eastAsia="Arial" w:hAnsi="Arial"/>
+                <w:color w:val="CE93D8"/>
                 <w:sz w:val="16"/>
                 <w:szCs w:val="16"/>
               </w:rPr>
@@ -83,7 +86,7 @@
           <w:rFonts w:ascii="Arial" w:cs="Arial" w:eastAsia="Arial" w:hAnsi="Arial"/>
           <w:b/>
           <w:bCs/>
-          <w:color w:val="311B56"/>
+          <w:color w:val="5B2D8E"/>
           <w:sz w:val="32"/>
           <w:szCs w:val="32"/>
         </w:rPr>
@@ -261,9 +264,9 @@
               <w:right w:val="single" w:color="CCCCCC" w:sz="1"/>
             </w:tcBorders>
             <w:tcMar>
-              <w:top w:type="dxa" w:w="60"/>
+              <w:top w:type="dxa" w:w="80"/>
               <w:left w:type="dxa" w:w="120"/>
-              <w:bottom w:type="dxa" w:w="60"/>
+              <w:bottom w:type="dxa" w:w="80"/>
               <w:right w:type="dxa" w:w="120"/>
             </w:tcMar>
           </w:tcPr>
@@ -290,20 +293,213 @@
               <w:right w:val="single" w:color="CCCCCC" w:sz="1"/>
             </w:tcBorders>
             <w:tcMar>
-              <w:top w:type="dxa" w:w="60"/>
+              <w:top w:type="dxa" w:w="80"/>
               <w:left w:type="dxa" w:w="120"/>
-              <w:bottom w:type="dxa" w:w="60"/>
+              <w:bottom w:type="dxa" w:w="80"/>
               <w:right w:type="dxa" w:w="120"/>
             </w:tcMar>
           </w:tcPr>
           <w:p>
-            <w:r>
-              <w:rPr>
-                <w:rFonts w:ascii="Arial" w:cs="Arial" w:eastAsia="Arial" w:hAnsi="Arial"/>
-                <w:sz w:val="20"/>
-                <w:szCs w:val="20"/>
+            <w:pPr>
+              <w:spacing w:after="80" w:before="80"/>
+            </w:pPr>
+            <w:r>
+              <w:rPr>
+                <w:rFonts w:ascii="Arial" w:cs="Arial" w:eastAsia="Arial" w:hAnsi="Arial"/>
+                <w:b/>
+                <w:bCs/>
+                <w:i w:val="false"/>
+                <w:iCs w:val="false"/>
+                <w:color w:val="000000"/>
+                <w:sz w:val="22"/>
+                <w:szCs w:val="22"/>
               </w:rPr>
               <w:t xml:space="preserve">Bell Ringer / Review</w:t>
+            </w:r>
+            <w:r>
+              <w:rPr>
+                <w:rFonts w:ascii="Arial" w:cs="Arial" w:eastAsia="Arial" w:hAnsi="Arial"/>
+                <w:sz w:val="20"/>
+                <w:szCs w:val="20"/>
+              </w:rPr>
+              <w:br/>
+              <w:t xml:space="preserve"/>
+            </w:r>
+            <w:r>
+              <w:rPr>
+                <w:rFonts w:ascii="Arial" w:cs="Arial" w:eastAsia="Arial" w:hAnsi="Arial"/>
+                <w:sz w:val="20"/>
+                <w:szCs w:val="20"/>
+              </w:rPr>
+              <w:br/>
+              <w:t xml:space="preserve"/>
+            </w:r>
+            <w:r>
+              <w:rPr>
+                <w:rFonts w:ascii="Arial" w:cs="Arial" w:eastAsia="Arial" w:hAnsi="Arial"/>
+                <w:b/>
+                <w:bCs/>
+                <w:i w:val="false"/>
+                <w:iCs w:val="false"/>
+                <w:color w:val="000000"/>
+                <w:sz w:val="20"/>
+                <w:szCs w:val="20"/>
+              </w:rPr>
+              <w:t xml:space="preserve">Quick Write </w:t>
+            </w:r>
+            <w:r>
+              <w:rPr>
+                <w:rFonts w:ascii="Arial" w:cs="Arial" w:eastAsia="Arial" w:hAnsi="Arial"/>
+                <w:b w:val="false"/>
+                <w:bCs w:val="false"/>
+                <w:i w:val="false"/>
+                <w:iCs w:val="false"/>
+                <w:color w:val="000000"/>
+                <w:sz w:val="20"/>
+                <w:szCs w:val="20"/>
+              </w:rPr>
+              <w:t xml:space="preserve">(3 min — written or verbal):</w:t>
+            </w:r>
+            <w:r>
+              <w:rPr>
+                <w:rFonts w:ascii="Arial" w:cs="Arial" w:eastAsia="Arial" w:hAnsi="Arial"/>
+                <w:sz w:val="20"/>
+                <w:szCs w:val="20"/>
+              </w:rPr>
+              <w:br/>
+              <w:t xml:space="preserve"/>
+            </w:r>
+            <w:r>
+              <w:rPr>
+                <w:rFonts w:ascii="Arial" w:cs="Arial" w:eastAsia="Arial" w:hAnsi="Arial"/>
+                <w:b w:val="false"/>
+                <w:bCs w:val="false"/>
+                <w:i w:val="false"/>
+                <w:iCs w:val="false"/>
+                <w:color w:val="000000"/>
+                <w:sz w:val="20"/>
+                <w:szCs w:val="20"/>
+              </w:rPr>
+              <w:t xml:space="preserve">    What do you already know about how to create dynamic button lists and navigate between menus?</w:t>
+            </w:r>
+            <w:r>
+              <w:rPr>
+                <w:rFonts w:ascii="Arial" w:cs="Arial" w:eastAsia="Arial" w:hAnsi="Arial"/>
+                <w:sz w:val="20"/>
+                <w:szCs w:val="20"/>
+              </w:rPr>
+              <w:br/>
+              <w:t xml:space="preserve"/>
+            </w:r>
+            <w:r>
+              <w:rPr>
+                <w:rFonts w:ascii="Arial" w:cs="Arial" w:eastAsia="Arial" w:hAnsi="Arial"/>
+                <w:sz w:val="20"/>
+                <w:szCs w:val="20"/>
+              </w:rPr>
+              <w:br/>
+              <w:t xml:space="preserve"/>
+            </w:r>
+            <w:r>
+              <w:rPr>
+                <w:rFonts w:ascii="Arial" w:cs="Arial" w:eastAsia="Arial" w:hAnsi="Arial"/>
+                <w:b/>
+                <w:bCs/>
+                <w:i w:val="false"/>
+                <w:iCs w:val="false"/>
+                <w:color w:val="000000"/>
+                <w:sz w:val="20"/>
+                <w:szCs w:val="20"/>
+              </w:rPr>
+              <w:t xml:space="preserve">Vocabulary Preview — </w:t>
+            </w:r>
+            <w:r>
+              <w:rPr>
+                <w:rFonts w:ascii="Arial" w:cs="Arial" w:eastAsia="Arial" w:hAnsi="Arial"/>
+                <w:b w:val="false"/>
+                <w:bCs w:val="false"/>
+                <w:i w:val="false"/>
+                <w:iCs w:val="false"/>
+                <w:color w:val="000000"/>
+                <w:sz w:val="20"/>
+                <w:szCs w:val="20"/>
+              </w:rPr>
+              <w:t xml:space="preserve">terms we'll use today:</w:t>
+            </w:r>
+            <w:r>
+              <w:rPr>
+                <w:rFonts w:ascii="Arial" w:cs="Arial" w:eastAsia="Arial" w:hAnsi="Arial"/>
+                <w:sz w:val="20"/>
+                <w:szCs w:val="20"/>
+              </w:rPr>
+              <w:br/>
+              <w:t xml:space="preserve"/>
+            </w:r>
+            <w:r>
+              <w:rPr>
+                <w:rFonts w:ascii="Arial" w:cs="Arial" w:eastAsia="Arial" w:hAnsi="Arial"/>
+                <w:b w:val="false"/>
+                <w:bCs w:val="false"/>
+                <w:i w:val="false"/>
+                <w:iCs w:val="false"/>
+                <w:color w:val="000000"/>
+                <w:sz w:val="20"/>
+                <w:szCs w:val="20"/>
+              </w:rPr>
+              <w:t xml:space="preserve">    • Dynamic Buttons   •   Menu Stack   •   Highlighting   •   Prefabs   •   Create a Button Prefab   •   Create Menu Manager</w:t>
+            </w:r>
+            <w:r>
+              <w:rPr>
+                <w:rFonts w:ascii="Arial" w:cs="Arial" w:eastAsia="Arial" w:hAnsi="Arial"/>
+                <w:sz w:val="20"/>
+                <w:szCs w:val="20"/>
+              </w:rPr>
+              <w:br/>
+              <w:t xml:space="preserve"/>
+            </w:r>
+            <w:r>
+              <w:rPr>
+                <w:rFonts w:ascii="Arial" w:cs="Arial" w:eastAsia="Arial" w:hAnsi="Arial"/>
+                <w:sz w:val="20"/>
+                <w:szCs w:val="20"/>
+              </w:rPr>
+              <w:br/>
+              <w:t xml:space="preserve"/>
+            </w:r>
+            <w:r>
+              <w:rPr>
+                <w:rFonts w:ascii="Arial" w:cs="Arial" w:eastAsia="Arial" w:hAnsi="Arial"/>
+                <w:b w:val="false"/>
+                <w:bCs w:val="false"/>
+                <w:i/>
+                <w:iCs/>
+                <w:color w:val="444444"/>
+                <w:sz w:val="20"/>
+                <w:szCs w:val="20"/>
+              </w:rPr>
+              <w:t xml:space="preserve">Today's Goal: By the end of class you will be able to create dynamic button lists and navigate between menus.</w:t>
+            </w:r>
+            <w:r>
+              <w:rPr>
+                <w:rFonts w:ascii="Arial" w:cs="Arial" w:eastAsia="Arial" w:hAnsi="Arial"/>
+                <w:sz w:val="20"/>
+                <w:szCs w:val="20"/>
+              </w:rPr>
+              <w:br/>
+              <w:t xml:space="preserve"/>
+            </w:r>
+            <w:r>
+              <w:rPr>
+                <w:rFonts w:ascii="Arial" w:cs="Arial" w:eastAsia="Arial" w:hAnsi="Arial"/>
+                <w:b w:val="false"/>
+                <w:bCs w:val="false"/>
+                <w:i/>
+                <w:iCs/>
+                <w:color w:val="555555"/>
+                <w:sz w:val="20"/>
+                <w:szCs w:val="20"/>
+              </w:rPr>
+              <w:t xml:space="preserve">→ Pair-share your response, then 2–3 students share with the class.</w:t>
             </w:r>
           </w:p>
         </w:tc>
@@ -319,9 +515,9 @@
               <w:right w:val="single" w:color="CCCCCC" w:sz="1"/>
             </w:tcBorders>
             <w:tcMar>
-              <w:top w:type="dxa" w:w="60"/>
+              <w:top w:type="dxa" w:w="80"/>
               <w:left w:type="dxa" w:w="120"/>
-              <w:bottom w:type="dxa" w:w="60"/>
+              <w:bottom w:type="dxa" w:w="80"/>
               <w:right w:type="dxa" w:w="120"/>
             </w:tcMar>
           </w:tcPr>
@@ -348,20 +544,261 @@
               <w:right w:val="single" w:color="CCCCCC" w:sz="1"/>
             </w:tcBorders>
             <w:tcMar>
-              <w:top w:type="dxa" w:w="60"/>
+              <w:top w:type="dxa" w:w="80"/>
               <w:left w:type="dxa" w:w="120"/>
-              <w:bottom w:type="dxa" w:w="60"/>
+              <w:bottom w:type="dxa" w:w="80"/>
               <w:right w:type="dxa" w:w="120"/>
             </w:tcMar>
           </w:tcPr>
           <w:p>
-            <w:r>
-              <w:rPr>
-                <w:rFonts w:ascii="Arial" w:cs="Arial" w:eastAsia="Arial" w:hAnsi="Arial"/>
-                <w:sz w:val="20"/>
-                <w:szCs w:val="20"/>
-              </w:rPr>
-              <w:t xml:space="preserve">Mini Lesson: Dynamic Button Lists &amp; Menu Navigation</w:t>
+            <w:pPr>
+              <w:spacing w:after="80" w:before="80"/>
+            </w:pPr>
+            <w:r>
+              <w:rPr>
+                <w:rFonts w:ascii="Arial" w:cs="Arial" w:eastAsia="Arial" w:hAnsi="Arial"/>
+                <w:b/>
+                <w:bCs/>
+                <w:i w:val="false"/>
+                <w:iCs w:val="false"/>
+                <w:color w:val="000000"/>
+                <w:sz w:val="22"/>
+                <w:szCs w:val="22"/>
+              </w:rPr>
+              <w:t xml:space="preserve">Mini Lesson: </w:t>
+            </w:r>
+            <w:r>
+              <w:rPr>
+                <w:rFonts w:ascii="Arial" w:cs="Arial" w:eastAsia="Arial" w:hAnsi="Arial"/>
+                <w:b w:val="false"/>
+                <w:bCs w:val="false"/>
+                <w:i w:val="false"/>
+                <w:iCs w:val="false"/>
+                <w:color w:val="000000"/>
+                <w:sz w:val="22"/>
+                <w:szCs w:val="22"/>
+              </w:rPr>
+              <w:t xml:space="preserve">Dynamic Button Lists &amp; Menu Navigation</w:t>
+            </w:r>
+            <w:r>
+              <w:rPr>
+                <w:rFonts w:ascii="Arial" w:cs="Arial" w:eastAsia="Arial" w:hAnsi="Arial"/>
+                <w:sz w:val="20"/>
+                <w:szCs w:val="20"/>
+              </w:rPr>
+              <w:br/>
+              <w:t xml:space="preserve"/>
+            </w:r>
+            <w:r>
+              <w:rPr>
+                <w:rFonts w:ascii="Arial" w:cs="Arial" w:eastAsia="Arial" w:hAnsi="Arial"/>
+                <w:sz w:val="20"/>
+                <w:szCs w:val="20"/>
+              </w:rPr>
+              <w:br/>
+              <w:t xml:space="preserve"/>
+            </w:r>
+            <w:r>
+              <w:rPr>
+                <w:rFonts w:ascii="Arial" w:cs="Arial" w:eastAsia="Arial" w:hAnsi="Arial"/>
+                <w:b/>
+                <w:bCs/>
+                <w:i/>
+                <w:iCs/>
+                <w:color w:val="000000"/>
+                <w:sz w:val="20"/>
+                <w:szCs w:val="20"/>
+              </w:rPr>
+              <w:t xml:space="preserve">Learning Target: </w:t>
+            </w:r>
+            <w:r>
+              <w:rPr>
+                <w:rFonts w:ascii="Arial" w:cs="Arial" w:eastAsia="Arial" w:hAnsi="Arial"/>
+                <w:b w:val="false"/>
+                <w:bCs w:val="false"/>
+                <w:i/>
+                <w:iCs/>
+                <w:color w:val="333333"/>
+                <w:sz w:val="20"/>
+                <w:szCs w:val="20"/>
+              </w:rPr>
+              <w:t xml:space="preserve">I can create dynamic button lists and navigate between menus.</w:t>
+            </w:r>
+            <w:r>
+              <w:rPr>
+                <w:rFonts w:ascii="Arial" w:cs="Arial" w:eastAsia="Arial" w:hAnsi="Arial"/>
+                <w:sz w:val="20"/>
+                <w:szCs w:val="20"/>
+              </w:rPr>
+              <w:br/>
+              <w:t xml:space="preserve"/>
+            </w:r>
+            <w:r>
+              <w:rPr>
+                <w:rFonts w:ascii="Arial" w:cs="Arial" w:eastAsia="Arial" w:hAnsi="Arial"/>
+                <w:sz w:val="20"/>
+                <w:szCs w:val="20"/>
+              </w:rPr>
+              <w:br/>
+              <w:t xml:space="preserve"/>
+            </w:r>
+            <w:r>
+              <w:rPr>
+                <w:rFonts w:ascii="Arial" w:cs="Arial" w:eastAsia="Arial" w:hAnsi="Arial"/>
+                <w:b w:val="false"/>
+                <w:bCs w:val="false"/>
+                <w:i w:val="false"/>
+                <w:iCs w:val="false"/>
+                <w:color w:val="000000"/>
+                <w:sz w:val="20"/>
+                <w:szCs w:val="20"/>
+              </w:rPr>
+              <w:t xml:space="preserve">Dynamic Buttons: Create buttons at runtime based on data (inventory items, level select, etc.).</w:t>
+            </w:r>
+            <w:r>
+              <w:rPr>
+                <w:rFonts w:ascii="Arial" w:cs="Arial" w:eastAsia="Arial" w:hAnsi="Arial"/>
+                <w:sz w:val="20"/>
+                <w:szCs w:val="20"/>
+              </w:rPr>
+              <w:br/>
+              <w:t xml:space="preserve"/>
+            </w:r>
+            <w:r>
+              <w:rPr>
+                <w:rFonts w:ascii="Arial" w:cs="Arial" w:eastAsia="Arial" w:hAnsi="Arial"/>
+                <w:b w:val="false"/>
+                <w:bCs w:val="false"/>
+                <w:i w:val="false"/>
+                <w:iCs w:val="false"/>
+                <w:color w:val="000000"/>
+                <w:sz w:val="20"/>
+                <w:szCs w:val="20"/>
+              </w:rPr>
+              <w:t xml:space="preserve">Menu Stack: Track which menu is open so you can back out. Use a Stack or simple state tracking.</w:t>
+            </w:r>
+            <w:r>
+              <w:rPr>
+                <w:rFonts w:ascii="Arial" w:cs="Arial" w:eastAsia="Arial" w:hAnsi="Arial"/>
+                <w:sz w:val="20"/>
+                <w:szCs w:val="20"/>
+              </w:rPr>
+              <w:br/>
+              <w:t xml:space="preserve"/>
+            </w:r>
+            <w:r>
+              <w:rPr>
+                <w:rFonts w:ascii="Arial" w:cs="Arial" w:eastAsia="Arial" w:hAnsi="Arial"/>
+                <w:sz w:val="20"/>
+                <w:szCs w:val="20"/>
+              </w:rPr>
+              <w:br/>
+              <w:t xml:space="preserve"/>
+            </w:r>
+            <w:r>
+              <w:rPr>
+                <w:rFonts w:ascii="Arial" w:cs="Arial" w:eastAsia="Arial" w:hAnsi="Arial"/>
+                <w:b/>
+                <w:bCs/>
+                <w:i w:val="false"/>
+                <w:iCs w:val="false"/>
+                <w:color w:val="000000"/>
+                <w:sz w:val="20"/>
+                <w:szCs w:val="20"/>
+              </w:rPr>
+              <w:t xml:space="preserve">Vocabulary: </w:t>
+            </w:r>
+            <w:r>
+              <w:rPr>
+                <w:rFonts w:ascii="Arial" w:cs="Arial" w:eastAsia="Arial" w:hAnsi="Arial"/>
+                <w:b w:val="false"/>
+                <w:bCs w:val="false"/>
+                <w:i w:val="false"/>
+                <w:iCs w:val="false"/>
+                <w:color w:val="000000"/>
+                <w:sz w:val="20"/>
+                <w:szCs w:val="20"/>
+              </w:rPr>
+              <w:t xml:space="preserve">Dynamic Buttons, Menu Stack, Highlighting, Prefabs, Create a Button Prefab, Create Menu Manager</w:t>
+            </w:r>
+            <w:r>
+              <w:rPr>
+                <w:rFonts w:ascii="Arial" w:cs="Arial" w:eastAsia="Arial" w:hAnsi="Arial"/>
+                <w:sz w:val="20"/>
+                <w:szCs w:val="20"/>
+              </w:rPr>
+              <w:br/>
+              <w:t xml:space="preserve"/>
+            </w:r>
+            <w:r>
+              <w:rPr>
+                <w:rFonts w:ascii="Arial" w:cs="Arial" w:eastAsia="Arial" w:hAnsi="Arial"/>
+                <w:sz w:val="20"/>
+                <w:szCs w:val="20"/>
+              </w:rPr>
+              <w:br/>
+              <w:t xml:space="preserve"/>
+            </w:r>
+            <w:r>
+              <w:rPr>
+                <w:rFonts w:ascii="Arial" w:cs="Arial" w:eastAsia="Arial" w:hAnsi="Arial"/>
+                <w:b/>
+                <w:bCs/>
+                <w:i/>
+                <w:iCs/>
+                <w:color w:val="555555"/>
+                <w:sz w:val="20"/>
+                <w:szCs w:val="20"/>
+              </w:rPr>
+              <w:t xml:space="preserve">→ Live Demo — </w:t>
+            </w:r>
+            <w:r>
+              <w:rPr>
+                <w:rFonts w:ascii="Arial" w:cs="Arial" w:eastAsia="Arial" w:hAnsi="Arial"/>
+                <w:b w:val="false"/>
+                <w:bCs w:val="false"/>
+                <w:i/>
+                <w:iCs/>
+                <w:color w:val="555555"/>
+                <w:sz w:val="20"/>
+                <w:szCs w:val="20"/>
+              </w:rPr>
+              <w:t xml:space="preserve">type examples as students follow along in their own editor.</w:t>
+            </w:r>
+            <w:r>
+              <w:rPr>
+                <w:rFonts w:ascii="Arial" w:cs="Arial" w:eastAsia="Arial" w:hAnsi="Arial"/>
+                <w:sz w:val="20"/>
+                <w:szCs w:val="20"/>
+              </w:rPr>
+              <w:br/>
+              <w:t xml:space="preserve"/>
+            </w:r>
+            <w:r>
+              <w:rPr>
+                <w:rFonts w:ascii="Arial" w:cs="Arial" w:eastAsia="Arial" w:hAnsi="Arial"/>
+                <w:b/>
+                <w:bCs/>
+                <w:i/>
+                <w:iCs/>
+                <w:color w:val="555555"/>
+                <w:sz w:val="20"/>
+                <w:szCs w:val="20"/>
+              </w:rPr>
+              <w:t xml:space="preserve">→ Check for Understanding: </w:t>
+            </w:r>
+            <w:r>
+              <w:rPr>
+                <w:rFonts w:ascii="Arial" w:cs="Arial" w:eastAsia="Arial" w:hAnsi="Arial"/>
+                <w:b w:val="false"/>
+                <w:bCs w:val="false"/>
+                <w:i/>
+                <w:iCs/>
+                <w:color w:val="555555"/>
+                <w:sz w:val="20"/>
+                <w:szCs w:val="20"/>
+              </w:rPr>
+              <w:t xml:space="preserve">pause and cold-call: “Can someone explain what we just did in their own words?”</w:t>
             </w:r>
           </w:p>
         </w:tc>
@@ -377,9 +814,9 @@
               <w:right w:val="single" w:color="CCCCCC" w:sz="1"/>
             </w:tcBorders>
             <w:tcMar>
-              <w:top w:type="dxa" w:w="60"/>
+              <w:top w:type="dxa" w:w="80"/>
               <w:left w:type="dxa" w:w="120"/>
-              <w:bottom w:type="dxa" w:w="60"/>
+              <w:bottom w:type="dxa" w:w="80"/>
               <w:right w:type="dxa" w:w="120"/>
             </w:tcMar>
           </w:tcPr>
@@ -406,20 +843,90 @@
               <w:right w:val="single" w:color="CCCCCC" w:sz="1"/>
             </w:tcBorders>
             <w:tcMar>
-              <w:top w:type="dxa" w:w="60"/>
+              <w:top w:type="dxa" w:w="80"/>
               <w:left w:type="dxa" w:w="120"/>
-              <w:bottom w:type="dxa" w:w="60"/>
+              <w:bottom w:type="dxa" w:w="80"/>
               <w:right w:type="dxa" w:w="120"/>
             </w:tcMar>
           </w:tcPr>
           <w:p>
-            <w:r>
-              <w:rPr>
-                <w:rFonts w:ascii="Arial" w:cs="Arial" w:eastAsia="Arial" w:hAnsi="Arial"/>
-                <w:sz w:val="20"/>
-                <w:szCs w:val="20"/>
+            <w:pPr>
+              <w:spacing w:after="80" w:before="80"/>
+            </w:pPr>
+            <w:r>
+              <w:rPr>
+                <w:rFonts w:ascii="Arial" w:cs="Arial" w:eastAsia="Arial" w:hAnsi="Arial"/>
+                <w:b/>
+                <w:bCs/>
+                <w:i w:val="false"/>
+                <w:iCs w:val="false"/>
+                <w:color w:val="000000"/>
+                <w:sz w:val="22"/>
+                <w:szCs w:val="22"/>
               </w:rPr>
               <w:t xml:space="preserve">Guided Practice</w:t>
+            </w:r>
+            <w:r>
+              <w:rPr>
+                <w:rFonts w:ascii="Arial" w:cs="Arial" w:eastAsia="Arial" w:hAnsi="Arial"/>
+                <w:sz w:val="20"/>
+                <w:szCs w:val="20"/>
+              </w:rPr>
+              <w:br/>
+              <w:t xml:space="preserve"/>
+            </w:r>
+            <w:r>
+              <w:rPr>
+                <w:rFonts w:ascii="Arial" w:cs="Arial" w:eastAsia="Arial" w:hAnsi="Arial"/>
+                <w:sz w:val="20"/>
+                <w:szCs w:val="20"/>
+              </w:rPr>
+              <w:br/>
+              <w:t xml:space="preserve"/>
+            </w:r>
+            <w:r>
+              <w:rPr>
+                <w:rFonts w:ascii="Arial" w:cs="Arial" w:eastAsia="Arial" w:hAnsi="Arial"/>
+                <w:b w:val="false"/>
+                <w:bCs w:val="false"/>
+                <w:i w:val="false"/>
+                <w:iCs w:val="false"/>
+                <w:color w:val="000000"/>
+                <w:sz w:val="20"/>
+                <w:szCs w:val="20"/>
+              </w:rPr>
+              <w:t xml:space="preserve">1. Create a Level Select Menu:</w:t>
+            </w:r>
+            <w:r>
+              <w:rPr>
+                <w:rFonts w:ascii="Arial" w:cs="Arial" w:eastAsia="Arial" w:hAnsi="Arial"/>
+                <w:sz w:val="20"/>
+                <w:szCs w:val="20"/>
+              </w:rPr>
+              <w:br/>
+              <w:t xml:space="preserve"/>
+            </w:r>
+            <w:r>
+              <w:rPr>
+                <w:rFonts w:ascii="Arial" w:cs="Arial" w:eastAsia="Arial" w:hAnsi="Arial"/>
+                <w:sz w:val="20"/>
+                <w:szCs w:val="20"/>
+              </w:rPr>
+              <w:br/>
+              <w:t xml:space="preserve"/>
+            </w:r>
+            <w:r>
+              <w:rPr>
+                <w:rFonts w:ascii="Arial" w:cs="Arial" w:eastAsia="Arial" w:hAnsi="Arial"/>
+                <w:b w:val="false"/>
+                <w:bCs w:val="false"/>
+                <w:i/>
+                <w:iCs/>
+                <w:color w:val="555555"/>
+                <w:sz w:val="20"/>
+                <w:szCs w:val="20"/>
+              </w:rPr>
+              <w:t xml:space="preserve">→ Teacher models — students try alongside, then compare results.</w:t>
             </w:r>
           </w:p>
         </w:tc>
@@ -435,9 +942,9 @@
               <w:right w:val="single" w:color="CCCCCC" w:sz="1"/>
             </w:tcBorders>
             <w:tcMar>
-              <w:top w:type="dxa" w:w="60"/>
+              <w:top w:type="dxa" w:w="80"/>
               <w:left w:type="dxa" w:w="120"/>
-              <w:bottom w:type="dxa" w:w="60"/>
+              <w:bottom w:type="dxa" w:w="80"/>
               <w:right w:type="dxa" w:w="120"/>
             </w:tcMar>
           </w:tcPr>
@@ -450,7 +957,7 @@
                 <w:sz w:val="20"/>
                 <w:szCs w:val="20"/>
               </w:rPr>
-              <w:t xml:space="preserve">15-20 min</w:t>
+              <w:t xml:space="preserve">15–20 min</w:t>
             </w:r>
           </w:p>
         </w:tc>
@@ -464,20 +971,81 @@
               <w:right w:val="single" w:color="CCCCCC" w:sz="1"/>
             </w:tcBorders>
             <w:tcMar>
-              <w:top w:type="dxa" w:w="60"/>
+              <w:top w:type="dxa" w:w="80"/>
               <w:left w:type="dxa" w:w="120"/>
-              <w:bottom w:type="dxa" w:w="60"/>
+              <w:bottom w:type="dxa" w:w="80"/>
               <w:right w:type="dxa" w:w="120"/>
             </w:tcMar>
           </w:tcPr>
           <w:p>
-            <w:r>
-              <w:rPr>
-                <w:rFonts w:ascii="Arial" w:cs="Arial" w:eastAsia="Arial" w:hAnsi="Arial"/>
-                <w:sz w:val="20"/>
-                <w:szCs w:val="20"/>
-              </w:rPr>
-              <w:t xml:space="preserve">Independent Practice / Build Time</w:t>
+            <w:pPr>
+              <w:spacing w:after="80" w:before="80"/>
+            </w:pPr>
+            <w:r>
+              <w:rPr>
+                <w:rFonts w:ascii="Arial" w:cs="Arial" w:eastAsia="Arial" w:hAnsi="Arial"/>
+                <w:b/>
+                <w:bCs/>
+                <w:i w:val="false"/>
+                <w:iCs w:val="false"/>
+                <w:color w:val="000000"/>
+                <w:sz w:val="22"/>
+                <w:szCs w:val="22"/>
+              </w:rPr>
+              <w:t xml:space="preserve">Independent Practice / Code Along</w:t>
+            </w:r>
+            <w:r>
+              <w:rPr>
+                <w:rFonts w:ascii="Arial" w:cs="Arial" w:eastAsia="Arial" w:hAnsi="Arial"/>
+                <w:sz w:val="20"/>
+                <w:szCs w:val="20"/>
+              </w:rPr>
+              <w:br/>
+              <w:t xml:space="preserve"/>
+            </w:r>
+            <w:r>
+              <w:rPr>
+                <w:rFonts w:ascii="Arial" w:cs="Arial" w:eastAsia="Arial" w:hAnsi="Arial"/>
+                <w:b w:val="false"/>
+                <w:bCs w:val="false"/>
+                <w:i w:val="false"/>
+                <w:iCs w:val="false"/>
+                <w:color w:val="000000"/>
+                <w:sz w:val="20"/>
+                <w:szCs w:val="20"/>
+              </w:rPr>
+              <w:t xml:space="preserve">    Work through problems from the day's exercise set.</w:t>
+            </w:r>
+            <w:r>
+              <w:rPr>
+                <w:rFonts w:ascii="Arial" w:cs="Arial" w:eastAsia="Arial" w:hAnsi="Arial"/>
+                <w:sz w:val="20"/>
+                <w:szCs w:val="20"/>
+              </w:rPr>
+              <w:br/>
+              <w:t xml:space="preserve"/>
+            </w:r>
+            <w:r>
+              <w:rPr>
+                <w:rFonts w:ascii="Arial" w:cs="Arial" w:eastAsia="Arial" w:hAnsi="Arial"/>
+                <w:sz w:val="20"/>
+                <w:szCs w:val="20"/>
+              </w:rPr>
+              <w:br/>
+              <w:t xml:space="preserve"/>
+            </w:r>
+            <w:r>
+              <w:rPr>
+                <w:rFonts w:ascii="Arial" w:cs="Arial" w:eastAsia="Arial" w:hAnsi="Arial"/>
+                <w:b w:val="false"/>
+                <w:bCs w:val="false"/>
+                <w:i/>
+                <w:iCs/>
+                <w:color w:val="555555"/>
+                <w:sz w:val="20"/>
+                <w:szCs w:val="20"/>
+              </w:rPr>
+              <w:t xml:space="preserve">→ Teacher circulates — offer hints, check for understanding.</w:t>
             </w:r>
           </w:p>
         </w:tc>
@@ -493,9 +1061,9 @@
               <w:right w:val="single" w:color="CCCCCC" w:sz="1"/>
             </w:tcBorders>
             <w:tcMar>
-              <w:top w:type="dxa" w:w="60"/>
+              <w:top w:type="dxa" w:w="80"/>
               <w:left w:type="dxa" w:w="120"/>
-              <w:bottom w:type="dxa" w:w="60"/>
+              <w:bottom w:type="dxa" w:w="80"/>
               <w:right w:type="dxa" w:w="120"/>
             </w:tcMar>
           </w:tcPr>
@@ -522,20 +1090,90 @@
               <w:right w:val="single" w:color="CCCCCC" w:sz="1"/>
             </w:tcBorders>
             <w:tcMar>
-              <w:top w:type="dxa" w:w="60"/>
+              <w:top w:type="dxa" w:w="80"/>
               <w:left w:type="dxa" w:w="120"/>
-              <w:bottom w:type="dxa" w:w="60"/>
+              <w:bottom w:type="dxa" w:w="80"/>
               <w:right w:type="dxa" w:w="120"/>
             </w:tcMar>
           </w:tcPr>
           <w:p>
-            <w:r>
-              <w:rPr>
-                <w:rFonts w:ascii="Arial" w:cs="Arial" w:eastAsia="Arial" w:hAnsi="Arial"/>
-                <w:sz w:val="20"/>
-                <w:szCs w:val="20"/>
+            <w:pPr>
+              <w:spacing w:after="80" w:before="80"/>
+            </w:pPr>
+            <w:r>
+              <w:rPr>
+                <w:rFonts w:ascii="Arial" w:cs="Arial" w:eastAsia="Arial" w:hAnsi="Arial"/>
+                <w:b/>
+                <w:bCs/>
+                <w:i w:val="false"/>
+                <w:iCs w:val="false"/>
+                <w:color w:val="000000"/>
+                <w:sz w:val="22"/>
+                <w:szCs w:val="22"/>
               </w:rPr>
               <w:t xml:space="preserve">Exit Ticket / Wrap-Up</w:t>
+            </w:r>
+            <w:r>
+              <w:rPr>
+                <w:rFonts w:ascii="Arial" w:cs="Arial" w:eastAsia="Arial" w:hAnsi="Arial"/>
+                <w:sz w:val="20"/>
+                <w:szCs w:val="20"/>
+              </w:rPr>
+              <w:br/>
+              <w:t xml:space="preserve"/>
+            </w:r>
+            <w:r>
+              <w:rPr>
+                <w:rFonts w:ascii="Arial" w:cs="Arial" w:eastAsia="Arial" w:hAnsi="Arial"/>
+                <w:sz w:val="20"/>
+                <w:szCs w:val="20"/>
+              </w:rPr>
+              <w:br/>
+              <w:t xml:space="preserve"/>
+            </w:r>
+            <w:r>
+              <w:rPr>
+                <w:rFonts w:ascii="Arial" w:cs="Arial" w:eastAsia="Arial" w:hAnsi="Arial"/>
+                <w:b w:val="false"/>
+                <w:bCs w:val="false"/>
+                <w:i w:val="false"/>
+                <w:iCs w:val="false"/>
+                <w:color w:val="000000"/>
+                <w:sz w:val="20"/>
+                <w:szCs w:val="20"/>
+              </w:rPr>
+              <w:t xml:space="preserve">Quick Check: Create dynamic button lists and navigate between menus?</w:t>
+            </w:r>
+            <w:r>
+              <w:rPr>
+                <w:rFonts w:ascii="Arial" w:cs="Arial" w:eastAsia="Arial" w:hAnsi="Arial"/>
+                <w:sz w:val="20"/>
+                <w:szCs w:val="20"/>
+              </w:rPr>
+              <w:br/>
+              <w:t xml:space="preserve"/>
+            </w:r>
+            <w:r>
+              <w:rPr>
+                <w:rFonts w:ascii="Arial" w:cs="Arial" w:eastAsia="Arial" w:hAnsi="Arial"/>
+                <w:sz w:val="20"/>
+                <w:szCs w:val="20"/>
+              </w:rPr>
+              <w:br/>
+              <w:t xml:space="preserve"/>
+            </w:r>
+            <w:r>
+              <w:rPr>
+                <w:rFonts w:ascii="Arial" w:cs="Arial" w:eastAsia="Arial" w:hAnsi="Arial"/>
+                <w:b w:val="false"/>
+                <w:bCs w:val="false"/>
+                <w:i/>
+                <w:iCs/>
+                <w:color w:val="555555"/>
+                <w:sz w:val="20"/>
+                <w:szCs w:val="20"/>
+              </w:rPr>
+              <w:t xml:space="preserve">→ 3–2–1: Name 3 things learned, 2 new vocab words, 1 question you still have.</w:t>
             </w:r>
           </w:p>
         </w:tc>

--- a/Video Game Design - year/Unit 5 - Game Design Principles & UI/Daily Lesson Plans/Word/Day 8.docx
+++ b/Video Game Design - year/Unit 5 - Game Design Principles & UI/Daily Lesson Plans/Word/Day 8.docx
@@ -380,7 +380,7 @@
                 <w:sz w:val="20"/>
                 <w:szCs w:val="20"/>
               </w:rPr>
-              <w:t xml:space="preserve">    What do you already know about how to create dynamic button lists and navigate between menus?</w:t>
+              <w:t xml:space="preserve">    If you were going to create dynamic button lists and navigate between menus, what pieces or steps would you need? Brainstorm a quick list.</w:t>
             </w:r>
             <w:r>
               <w:rPr>
@@ -477,7 +477,7 @@
                 <w:sz w:val="20"/>
                 <w:szCs w:val="20"/>
               </w:rPr>
-              <w:t xml:space="preserve">Today's Goal: By the end of class you will be able to create dynamic button lists and navigate between menus.</w:t>
+              <w:t xml:space="preserve">Today’s Goal: By the end of class you will be able to create dynamic button lists and navigate between menus.</w:t>
             </w:r>
             <w:r>
               <w:rPr>
@@ -1142,7 +1142,7 @@
                 <w:sz w:val="20"/>
                 <w:szCs w:val="20"/>
               </w:rPr>
-              <w:t xml:space="preserve">Quick Check: Create dynamic button lists and navigate between menus?</w:t>
+              <w:t xml:space="preserve">What are the 2-3 most important steps when you create dynamic button lists and navigate between menus? What could go wrong if you skip one?</w:t>
             </w:r>
             <w:r>
               <w:rPr>

--- a/Video Game Design - year/Unit 5 - Game Design Principles & UI/Daily Lesson Plans/Word/Day 8.docx
+++ b/Video Game Design - year/Unit 5 - Game Design Principles & UI/Daily Lesson Plans/Word/Day 8.docx
@@ -446,7 +446,7 @@
                 <w:sz w:val="20"/>
                 <w:szCs w:val="20"/>
               </w:rPr>
-              <w:t xml:space="preserve">    • Dynamic Buttons   •   Menu Stack   •   Highlighting   •   Prefabs   •   Create a Button Prefab   •   Create Menu Manager</w:t>
+              <w:t xml:space="preserve">    • Dynamic Buttons   •   Menu Stack   •   Highlighting   •   Prefabs</w:t>
             </w:r>
             <w:r>
               <w:rPr>
@@ -719,7 +719,7 @@
                 <w:sz w:val="20"/>
                 <w:szCs w:val="20"/>
               </w:rPr>
-              <w:t xml:space="preserve">Dynamic Buttons, Menu Stack, Highlighting, Prefabs, Create a Button Prefab, Create Menu Manager</w:t>
+              <w:t xml:space="preserve">Dynamic Buttons, Menu Stack, Highlighting, Prefabs</w:t>
             </w:r>
             <w:r>
               <w:rPr>
@@ -1006,6 +1006,19 @@
             <w:r>
               <w:rPr>
                 <w:rFonts w:ascii="Arial" w:cs="Arial" w:eastAsia="Arial" w:hAnsi="Arial"/>
+                <w:b/>
+                <w:bCs/>
+                <w:i w:val="false"/>
+                <w:iCs w:val="false"/>
+                <w:color w:val="000000"/>
+                <w:sz w:val="20"/>
+                <w:szCs w:val="20"/>
+              </w:rPr>
+              <w:t xml:space="preserve">    Beginner: </w:t>
+            </w:r>
+            <w:r>
+              <w:rPr>
+                <w:rFonts w:ascii="Arial" w:cs="Arial" w:eastAsia="Arial" w:hAnsi="Arial"/>
                 <w:b w:val="false"/>
                 <w:bCs w:val="false"/>
                 <w:i w:val="false"/>
@@ -1014,7 +1027,77 @@
                 <w:sz w:val="20"/>
                 <w:szCs w:val="20"/>
               </w:rPr>
-              <w:t xml:space="preserve">    Work through problems from the day's exercise set.</w:t>
+              <w:t xml:space="preserve">Create a shop menu with 3 items: Sword ($10), Shield ($15), Potion ($5). Each button should show the price and name.</w:t>
+            </w:r>
+            <w:r>
+              <w:rPr>
+                <w:rFonts w:ascii="Arial" w:cs="Arial" w:eastAsia="Arial" w:hAnsi="Arial"/>
+                <w:sz w:val="20"/>
+                <w:szCs w:val="20"/>
+              </w:rPr>
+              <w:br/>
+              <w:t xml:space="preserve"/>
+            </w:r>
+            <w:r>
+              <w:rPr>
+                <w:rFonts w:ascii="Arial" w:cs="Arial" w:eastAsia="Arial" w:hAnsi="Arial"/>
+                <w:b/>
+                <w:bCs/>
+                <w:i w:val="false"/>
+                <w:iCs w:val="false"/>
+                <w:color w:val="000000"/>
+                <w:sz w:val="20"/>
+                <w:szCs w:val="20"/>
+              </w:rPr>
+              <w:t xml:space="preserve">    Intermediate: </w:t>
+            </w:r>
+            <w:r>
+              <w:rPr>
+                <w:rFonts w:ascii="Arial" w:cs="Arial" w:eastAsia="Arial" w:hAnsi="Arial"/>
+                <w:b w:val="false"/>
+                <w:bCs w:val="false"/>
+                <w:i w:val="false"/>
+                <w:iCs w:val="false"/>
+                <w:color w:val="000000"/>
+                <w:sz w:val="20"/>
+                <w:szCs w:val="20"/>
+              </w:rPr>
+              <w:t xml:space="preserve">Create an inventory menu that displays only items the player owns. Add quantities (e.g., "Health Potion x3").</w:t>
+            </w:r>
+            <w:r>
+              <w:rPr>
+                <w:rFonts w:ascii="Arial" w:cs="Arial" w:eastAsia="Arial" w:hAnsi="Arial"/>
+                <w:sz w:val="20"/>
+                <w:szCs w:val="20"/>
+              </w:rPr>
+              <w:br/>
+              <w:t xml:space="preserve"/>
+            </w:r>
+            <w:r>
+              <w:rPr>
+                <w:rFonts w:ascii="Arial" w:cs="Arial" w:eastAsia="Arial" w:hAnsi="Arial"/>
+                <w:b/>
+                <w:bCs/>
+                <w:i w:val="false"/>
+                <w:iCs w:val="false"/>
+                <w:color w:val="000000"/>
+                <w:sz w:val="20"/>
+                <w:szCs w:val="20"/>
+              </w:rPr>
+              <w:t xml:space="preserve">    Challenge: </w:t>
+            </w:r>
+            <w:r>
+              <w:rPr>
+                <w:rFonts w:ascii="Arial" w:cs="Arial" w:eastAsia="Arial" w:hAnsi="Arial"/>
+                <w:b w:val="false"/>
+                <w:bCs w:val="false"/>
+                <w:i w:val="false"/>
+                <w:iCs w:val="false"/>
+                <w:color w:val="000000"/>
+                <w:sz w:val="20"/>
+                <w:szCs w:val="20"/>
+              </w:rPr>
+              <w:t xml:space="preserve">Create a nested menu system: Main → Difficulty Settings → Back to Main. Ensure you can navigate forward and back, and selected options persi…</w:t>
             </w:r>
             <w:r>
               <w:rPr>
@@ -1253,227 +1336,6 @@
           <w:szCs w:val="20"/>
         </w:rPr>
         <w:t xml:space="preserve">Prefabs: Create a button prefab template, then instantiate copies at runtime.</w:t>
-      </w:r>
-    </w:p>
-    <w:p>
-      <w:pPr>
-        <w:spacing w:after="60"/>
-      </w:pPr>
-      <w:r>
-        <w:rPr>
-          <w:rFonts w:ascii="Arial" w:cs="Arial" w:eastAsia="Arial" w:hAnsi="Arial"/>
-          <w:sz w:val="20"/>
-          <w:szCs w:val="20"/>
-        </w:rPr>
-        <w:t xml:space="preserve">1. Create a Button Prefab:</w:t>
-      </w:r>
-    </w:p>
-    <w:p>
-      <w:pPr>
-        <w:spacing w:after="60"/>
-      </w:pPr>
-      <w:r>
-        <w:rPr>
-          <w:rFonts w:ascii="Arial" w:cs="Arial" w:eastAsia="Arial" w:hAnsi="Arial"/>
-          <w:sz w:val="20"/>
-          <w:szCs w:val="20"/>
-        </w:rPr>
-        <w:t xml:space="preserve">- Create a Button in the scene (UI → Button)</w:t>
-      </w:r>
-    </w:p>
-    <w:p>
-      <w:pPr>
-        <w:spacing w:after="60"/>
-      </w:pPr>
-      <w:r>
-        <w:rPr>
-          <w:rFonts w:ascii="Arial" w:cs="Arial" w:eastAsia="Arial" w:hAnsi="Arial"/>
-          <w:sz w:val="20"/>
-          <w:szCs w:val="20"/>
-        </w:rPr>
-        <w:t xml:space="preserve">- Add TextMeshPro child with text "Item Template"</w:t>
-      </w:r>
-    </w:p>
-    <w:p>
-      <w:pPr>
-        <w:spacing w:after="60"/>
-      </w:pPr>
-      <w:r>
-        <w:rPr>
-          <w:rFonts w:ascii="Arial" w:cs="Arial" w:eastAsia="Arial" w:hAnsi="Arial"/>
-          <w:sz w:val="20"/>
-          <w:szCs w:val="20"/>
-        </w:rPr>
-        <w:t xml:space="preserve">- Drag the Button from Hierarchy into a Prefabs folder</w:t>
-      </w:r>
-    </w:p>
-    <w:p>
-      <w:pPr>
-        <w:spacing w:after="60"/>
-      </w:pPr>
-      <w:r>
-        <w:rPr>
-          <w:rFonts w:ascii="Arial" w:cs="Arial" w:eastAsia="Arial" w:hAnsi="Arial"/>
-          <w:sz w:val="20"/>
-          <w:szCs w:val="20"/>
-        </w:rPr>
-        <w:t xml:space="preserve">- Delete from Hierarchy</w:t>
-      </w:r>
-    </w:p>
-    <w:p>
-      <w:pPr>
-        <w:spacing w:after="60"/>
-      </w:pPr>
-      <w:r>
-        <w:rPr>
-          <w:rFonts w:ascii="Arial" w:cs="Arial" w:eastAsia="Arial" w:hAnsi="Arial"/>
-          <w:sz w:val="20"/>
-          <w:szCs w:val="20"/>
-        </w:rPr>
-        <w:t xml:space="preserve">2. Create Menu Manager:</w:t>
-      </w:r>
-    </w:p>
-    <w:p>
-      <w:pPr>
-        <w:spacing w:after="60"/>
-      </w:pPr>
-      <w:r>
-        <w:rPr>
-          <w:rFonts w:ascii="Arial" w:cs="Arial" w:eastAsia="Arial" w:hAnsi="Arial"/>
-          <w:sz w:val="20"/>
-          <w:szCs w:val="20"/>
-        </w:rPr>
-        <w:t xml:space="preserve">- Right-click Canvas → Create empty → name "MenuContainer"</w:t>
-      </w:r>
-    </w:p>
-    <w:p>
-      <w:pPr>
-        <w:spacing w:after="60"/>
-      </w:pPr>
-      <w:r>
-        <w:rPr>
-          <w:rFonts w:ascii="Arial" w:cs="Arial" w:eastAsia="Arial" w:hAnsi="Arial"/>
-          <w:sz w:val="20"/>
-          <w:szCs w:val="20"/>
-        </w:rPr>
-        <w:t xml:space="preserve">- Attach MenuNavigator.cs script</w:t>
-      </w:r>
-    </w:p>
-    <w:p>
-      <w:pPr>
-        <w:spacing w:after="60"/>
-      </w:pPr>
-      <w:r>
-        <w:rPr>
-          <w:rFonts w:ascii="Arial" w:cs="Arial" w:eastAsia="Arial" w:hAnsi="Arial"/>
-          <w:sz w:val="20"/>
-          <w:szCs w:val="20"/>
-        </w:rPr>
-        <w:t xml:space="preserve">- In Inspector:</w:t>
-      </w:r>
-    </w:p>
-    <w:p>
-      <w:pPr>
-        <w:spacing w:after="60"/>
-      </w:pPr>
-      <w:r>
-        <w:rPr>
-          <w:rFonts w:ascii="Arial" w:cs="Arial" w:eastAsia="Arial" w:hAnsi="Arial"/>
-          <w:sz w:val="20"/>
-          <w:szCs w:val="20"/>
-        </w:rPr>
-        <w:t xml:space="preserve">- Assign Canvas as the button container</w:t>
-      </w:r>
-    </w:p>
-    <w:p>
-      <w:pPr>
-        <w:spacing w:after="60"/>
-      </w:pPr>
-      <w:r>
-        <w:rPr>
-          <w:rFonts w:ascii="Arial" w:cs="Arial" w:eastAsia="Arial" w:hAnsi="Arial"/>
-          <w:sz w:val="20"/>
-          <w:szCs w:val="20"/>
-        </w:rPr>
-        <w:t xml:space="preserve">- Assign Button prefab reference</w:t>
-      </w:r>
-    </w:p>
-    <w:p>
-      <w:pPr>
-        <w:spacing w:after="60"/>
-      </w:pPr>
-      <w:r>
-        <w:rPr>
-          <w:rFonts w:ascii="Arial" w:cs="Arial" w:eastAsia="Arial" w:hAnsi="Arial"/>
-          <w:sz w:val="20"/>
-          <w:szCs w:val="20"/>
-        </w:rPr>
-        <w:t xml:space="preserve">3. Test Dynamic Creation:</w:t>
-      </w:r>
-    </w:p>
-    <w:p>
-      <w:pPr>
-        <w:spacing w:after="60"/>
-      </w:pPr>
-      <w:r>
-        <w:rPr>
-          <w:rFonts w:ascii="Arial" w:cs="Arial" w:eastAsia="Arial" w:hAnsi="Arial"/>
-          <w:sz w:val="20"/>
-          <w:szCs w:val="20"/>
-        </w:rPr>
-        <w:t xml:space="preserve">- Create a test script that calls PopulateMenu()</w:t>
-      </w:r>
-    </w:p>
-    <w:p>
-      <w:pPr>
-        <w:spacing w:after="60"/>
-      </w:pPr>
-      <w:r>
-        <w:rPr>
-          <w:rFonts w:ascii="Arial" w:cs="Arial" w:eastAsia="Arial" w:hAnsi="Arial"/>
-          <w:sz w:val="20"/>
-          <w:szCs w:val="20"/>
-        </w:rPr>
-        <w:t xml:space="preserve">- Play scene, verify buttons appear</w:t>
-      </w:r>
-    </w:p>
-    <w:p>
-      <w:pPr>
-        <w:spacing w:after="60"/>
-      </w:pPr>
-      <w:r>
-        <w:rPr>
-          <w:rFonts w:ascii="Arial" w:cs="Arial" w:eastAsia="Arial" w:hAnsi="Arial"/>
-          <w:sz w:val="20"/>
-          <w:szCs w:val="20"/>
-        </w:rPr>
-        <w:t xml:space="preserve">4. Add Back Button:</w:t>
-      </w:r>
-    </w:p>
-    <w:p>
-      <w:pPr>
-        <w:spacing w:after="60"/>
-      </w:pPr>
-      <w:r>
-        <w:rPr>
-          <w:rFonts w:ascii="Arial" w:cs="Arial" w:eastAsia="Arial" w:hAnsi="Arial"/>
-          <w:sz w:val="20"/>
-          <w:szCs w:val="20"/>
-        </w:rPr>
-        <w:t xml:space="preserve">- Create a Button that calls BackToMenu()</w:t>
-      </w:r>
-    </w:p>
-    <w:p>
-      <w:pPr>
-        <w:spacing w:after="60"/>
-      </w:pPr>
-      <w:r>
-        <w:rPr>
-          <w:rFonts w:ascii="Arial" w:cs="Arial" w:eastAsia="Arial" w:hAnsi="Arial"/>
-          <w:sz w:val="20"/>
-          <w:szCs w:val="20"/>
-        </w:rPr>
-        <w:t xml:space="preserve">- Position it at top of screen</w:t>
       </w:r>
     </w:p>
     <w:p>
@@ -2727,6 +2589,94 @@
       <w:pPr>
         <w:spacing w:after="160"/>
       </w:pPr>
+    </w:p>
+    <w:p>
+      <w:pPr>
+        <w:pBdr>
+          <w:bottom w:val="single" w:color="5B2D8E" w:sz="4" w:space="4"/>
+        </w:pBdr>
+        <w:spacing w:after="100" w:before="120"/>
+      </w:pPr>
+      <w:r>
+        <w:rPr>
+          <w:rFonts w:ascii="Arial" w:cs="Arial" w:eastAsia="Arial" w:hAnsi="Arial"/>
+          <w:b/>
+          <w:bCs/>
+          <w:color w:val="5B2D8E"/>
+          <w:sz w:val="24"/>
+          <w:szCs w:val="24"/>
+        </w:rPr>
+        <w:t xml:space="preserve">Practice Problems</w:t>
+      </w:r>
+    </w:p>
+    <w:p>
+      <w:pPr>
+        <w:spacing w:after="80"/>
+      </w:pPr>
+      <w:r>
+        <w:rPr>
+          <w:rFonts w:ascii="Arial" w:cs="Arial" w:eastAsia="Arial" w:hAnsi="Arial"/>
+          <w:b/>
+          <w:bCs/>
+          <w:sz w:val="20"/>
+          <w:szCs w:val="20"/>
+        </w:rPr>
+        <w:t xml:space="preserve">Problem 1: </w:t>
+      </w:r>
+      <w:r>
+        <w:rPr>
+          <w:rFonts w:ascii="Arial" w:cs="Arial" w:eastAsia="Arial" w:hAnsi="Arial"/>
+          <w:sz w:val="20"/>
+          <w:szCs w:val="20"/>
+        </w:rPr>
+        <w:t xml:space="preserve">Beginner:  Create a shop menu with 3 items: Sword ($10), Shield ($15), Potion ($5). Each button should show the price and name.</w:t>
+      </w:r>
+    </w:p>
+    <w:p>
+      <w:pPr>
+        <w:spacing w:after="80"/>
+      </w:pPr>
+      <w:r>
+        <w:rPr>
+          <w:rFonts w:ascii="Arial" w:cs="Arial" w:eastAsia="Arial" w:hAnsi="Arial"/>
+          <w:b/>
+          <w:bCs/>
+          <w:sz w:val="20"/>
+          <w:szCs w:val="20"/>
+        </w:rPr>
+        <w:t xml:space="preserve">Problem 2: </w:t>
+      </w:r>
+      <w:r>
+        <w:rPr>
+          <w:rFonts w:ascii="Arial" w:cs="Arial" w:eastAsia="Arial" w:hAnsi="Arial"/>
+          <w:sz w:val="20"/>
+          <w:szCs w:val="20"/>
+        </w:rPr>
+        <w:t xml:space="preserve">Intermediate:  Create an inventory menu that displays only items the player owns. Add quantities (e.g., "Health Potion x3").</w:t>
+      </w:r>
+    </w:p>
+    <w:p>
+      <w:pPr>
+        <w:spacing w:after="80"/>
+      </w:pPr>
+      <w:r>
+        <w:rPr>
+          <w:rFonts w:ascii="Arial" w:cs="Arial" w:eastAsia="Arial" w:hAnsi="Arial"/>
+          <w:b/>
+          <w:bCs/>
+          <w:sz w:val="20"/>
+          <w:szCs w:val="20"/>
+        </w:rPr>
+        <w:t xml:space="preserve">Problem 3: </w:t>
+      </w:r>
+      <w:r>
+        <w:rPr>
+          <w:rFonts w:ascii="Arial" w:cs="Arial" w:eastAsia="Arial" w:hAnsi="Arial"/>
+          <w:sz w:val="20"/>
+          <w:szCs w:val="20"/>
+        </w:rPr>
+        <w:t xml:space="preserve">Challenge:  Create a nested menu system: Main → Difficulty Settings → Back to Main. Ensure you can navigate forward and back, and selected options persist.</w:t>
+      </w:r>
     </w:p>
     <w:p>
       <w:pPr>
